--- a/public/gallery/examples/customer-success-manager/es/resume.docx
+++ b/public/gallery/examples/customer-success-manager/es/resume.docx
@@ -66,7 +66,7 @@
         </w:rPr>
         <w:t xml:space="preserve">📧 </w:t>
       </w:r>
-      <w:hyperlink w:history="1" r:id="rId_dlug_ozotrx2xciycl89">
+      <w:hyperlink w:history="1" r:id="rIdjsgjqxvbrd4m7ewgxttih">
         <w:r>
           <w:rPr>
             <w:sz w:val="18"/>
@@ -89,7 +89,7 @@
         </w:rPr>
         <w:t xml:space="preserve">🔗 </w:t>
       </w:r>
-      <w:hyperlink w:history="1" r:id="rIdtmwbt-fo8qq22hn_6b30c">
+      <w:hyperlink w:history="1" r:id="rId3xblpwvid5piuwr9uwmpf">
         <w:r>
           <w:rPr>
             <w:sz w:val="18"/>
@@ -124,7 +124,7 @@
         <w:spacing w:after="200" w:line="276"/>
         <w:jc w:val="center"/>
       </w:pPr>
-      <w:hyperlink w:history="1" r:id="rIdgw5buur__til01nqgw7aq">
+      <w:hyperlink w:history="1" r:id="rIdepfqnhvhbccit6sdmqew_">
         <w:r>
           <w:rPr>
             <w:sz w:val="18"/>
@@ -140,7 +140,7 @@
         </w:rPr>
         <w:t xml:space="preserve"> • </w:t>
       </w:r>
-      <w:hyperlink w:history="1" r:id="rIdjosxhiagtdamovfffn24b">
+      <w:hyperlink w:history="1" r:id="rIdgjfjfqfemvm8wkluewysu">
         <w:r>
           <w:rPr>
             <w:sz w:val="18"/>
@@ -299,7 +299,7 @@
         </w:rPr>
         <w:t xml:space="preserve">	</w:t>
       </w:r>
-      <w:hyperlink w:history="1" r:id="rIdpuzgs6nzpwgclpuji2rsb">
+      <w:hyperlink w:history="1" r:id="rIdmlkyqx7wsm6gstsxhksvi">
         <w:r>
           <w:rPr>
             <w:sz w:val="18"/>
@@ -462,7 +462,7 @@
         </w:rPr>
         <w:t xml:space="preserve">	</w:t>
       </w:r>
-      <w:hyperlink w:history="1" r:id="rIdpcpjyl7nmai7vww6eaod6">
+      <w:hyperlink w:history="1" r:id="rIdeool6bbo_jz7caaay-ilq">
         <w:r>
           <w:rPr>
             <w:sz w:val="18"/>
@@ -644,7 +644,7 @@
         </w:rPr>
         <w:t xml:space="preserve">	</w:t>
       </w:r>
-      <w:hyperlink w:history="1" r:id="rIda3b1xiurb8psfigkqqvo7">
+      <w:hyperlink w:history="1" r:id="rIdmhv9tyo9-ccd9pfktc-nl">
         <w:r>
           <w:rPr>
             <w:sz w:val="18"/>
@@ -826,7 +826,7 @@
         </w:rPr>
         <w:t xml:space="preserve">	</w:t>
       </w:r>
-      <w:hyperlink w:history="1" r:id="rIdwkzok_sgqvuuj-nrkq9s1">
+      <w:hyperlink w:history="1" r:id="rIdqmxqriprpbrgeb6g5vxmr">
         <w:r>
           <w:rPr>
             <w:sz w:val="18"/>
@@ -1334,7 +1334,7 @@
         </w:rPr>
         <w:t xml:space="preserve">	</w:t>
       </w:r>
-      <w:hyperlink w:history="1" r:id="rIdxqtkviush_gchtnrjy9vm">
+      <w:hyperlink w:history="1" r:id="rIdgpgntxuvpxcroibz-kprl">
         <w:r>
           <w:rPr>
             <w:sz w:val="18"/>
@@ -1400,7 +1400,7 @@
         </w:rPr>
         <w:t xml:space="preserve">	</w:t>
       </w:r>
-      <w:hyperlink w:history="1" r:id="rIdm7exdlvg-ldgjvzgbz_hs">
+      <w:hyperlink w:history="1" r:id="rId0z-jcjfjcrhgfzwcvxhls">
         <w:r>
           <w:rPr>
             <w:sz w:val="18"/>
@@ -1485,7 +1485,7 @@
         </w:rPr>
         <w:t xml:space="preserve">	</w:t>
       </w:r>
-      <w:hyperlink w:history="1" r:id="rId9wbqhwm8xybtz9nybrc7_">
+      <w:hyperlink w:history="1" r:id="rIdqziovqrfy1q0waszrmsxe">
         <w:r>
           <w:rPr>
             <w:sz w:val="18"/>
@@ -1608,7 +1608,7 @@
         </w:rPr>
         <w:t xml:space="preserve">	</w:t>
       </w:r>
-      <w:hyperlink w:history="1" r:id="rIdoqexw9bvieozcd3zjpac-">
+      <w:hyperlink w:history="1" r:id="rIdvnud7n1cllrwdxwi58cw0">
         <w:r>
           <w:rPr>
             <w:sz w:val="18"/>
@@ -1752,7 +1752,7 @@
         </w:rPr>
         <w:t xml:space="preserve">	</w:t>
       </w:r>
-      <w:hyperlink w:history="1" r:id="rIdyfr6ojdyfmgojubplzhh7">
+      <w:hyperlink w:history="1" r:id="rId9wip9p64idite9a3dgryb">
         <w:r>
           <w:rPr>
             <w:sz w:val="18"/>
@@ -1997,7 +1997,7 @@
         </w:rPr>
         <w:t xml:space="preserve">	</w:t>
       </w:r>
-      <w:hyperlink w:history="1" r:id="rIdx2e5xmjrgc13x2d_tnlob">
+      <w:hyperlink w:history="1" r:id="rIdw0tsvsjkl-vxgavela9da">
         <w:r>
           <w:rPr>
             <w:sz w:val="18"/>
